--- a/docs/Auto-Tune-User-Manual.docx
+++ b/docs/Auto-Tune-User-Manual.docx
@@ -21,10 +21,7 @@
         <w:jc w:val="center"/>
       </w:pPr>
       <w:r>
-        <w:rPr>
-          <w:i/>
-        </w:rPr>
-        <w:t>Version 0.2.0 | 26 September 2026</w:t>
+        <w:t>Version 0.2.1 | 29 September 2026 | Stable freeze</w:t>
       </w:r>
     </w:p>
     <w:p>
@@ -43,6 +40,12 @@
     <w:p>
       <w:r>
         <w:t>Project information -&gt; AI service configuration -&gt; dataset analysis and snapshot -&gt; controlled weight -&gt; standard training, HPO, or LLM tuning -&gt; monitor and history -&gt; optional manual ONNX export.</w:t>
+      </w:r>
+    </w:p>
+    <w:p>
+      <w:pPr/>
+      <w:r>
+        <w:t>Keep the network available during the first installation and first training run; use a working VPN where direct access is restricted. LLM analysis, API connection tests, and LLM tuning require continued network access.</w:t>
       </w:r>
     </w:p>
     <w:p>
